--- a/eng/docx/51.content.docx
+++ b/eng/docx/51.content.docx
@@ -136,13 +136,6 @@
         <w:rPr>
           <w:lang w:val="en_US" w:bidi="en_US"/>
         </w:rPr>
-      </w:r>
-      <w:r>
-        <w:rPr>
-          <w:i/>
-          <w:lang w:val="en_US" w:bidi="en_US"/>
-        </w:rPr>
-        <w:t>Colossians 1:1, Colossians 1:2, Colossians 1:5, Colossians 1:6, Colossians 1:7, Colossians 1:9, Colossians 1:10, Colossians 1:12, Colossians 1:13, Colossians 1:14, Colossians 1:15, Colossians 1:16, Colossians 1:20, Colossians 1:21, Colossians 1:23, Colossians 1:24, Colossians 1:27, Colossians 1:28, Colossians 2:2, Colossians 2:3, Colossians 2:4, Colossians 2:6, Colossians 2:8, Colossians 2:9, Colossians 2:10, Colossians 2:11, Colossians 2:12, Colossians 2:13, Colossians 2:14, Colossians 2:15, Colossians 2:16, Colossians 2:17, Colossians 2:19, Colossians 2:21, Colossians 2:23, Colossians 3:1, Colossians 3:1–2, Colossians 3:3, Colossians 3:4, Colossians 3:5, Colossians 3:6, Colossians 3:8, Colossians 3:10, Colossians 3:12, Colossians 3:13, Colossians 3:14, Colossians 3:15, Colossians 3:15–17, Colossians 3:16, Colossians 3:18, Colossians 3:19, Colossians 3:20, Colossians 3:21, Colossians 3:23–24, Colossians 3:24, Colossians 3:25, Colossians 4:1, Colossians 4:2, Colossians 4:3, Colossians 4:5–6, Colossians 4:7–9, Colossians 4:10, Colossians 4:12, Colossians 4:14, Colossians 4:15, Colossians 4:16, Colossians 4:18</w:t>
       </w:r>
       <w:r>
         <w:rPr>

--- a/eng/docx/51.content.docx
+++ b/eng/docx/51.content.docx
@@ -123,19 +123,6 @@
           <w:lang w:val="en_US" w:bidi="en_US"/>
         </w:rPr>
         <w:t>COL</w:t>
-      </w:r>
-      <w:r>
-        <w:rPr>
-          <w:lang w:val="en_US" w:bidi="en_US"/>
-        </w:rPr>
-      </w:r>
-    </w:p>
-    <w:p>
-      <w:pPr/>
-      <w:r>
-        <w:rPr>
-          <w:lang w:val="en_US" w:bidi="en_US"/>
-        </w:rPr>
       </w:r>
       <w:r>
         <w:rPr>

--- a/eng/docx/51.content.docx
+++ b/eng/docx/51.content.docx
@@ -19,7 +19,7 @@
         <w:rPr>
           <w:lang w:val="en_US" w:bidi="en_US"/>
         </w:rPr>
-        <w:t>Resource: Translation Questions (unfoldingWord)</w:t>
+        <w:t>Resource: unfoldingWord® Translation Questions</w:t>
       </w:r>
       <w:r>
         <w:rPr>
@@ -85,7 +85,7 @@
         <w:rPr>
           <w:lang w:val="en_US" w:bidi="en_US"/>
         </w:rPr>
-        <w:t>Translation Questions (unfoldingWord)</w:t>
+        <w:t>unfoldingWord® Translation Questions</w:t>
       </w:r>
     </w:p>
     <w:p>

--- a/eng/docx/51.content.docx
+++ b/eng/docx/51.content.docx
@@ -185,7 +185,7 @@
         <w:rPr>
           <w:lang w:val="en_US" w:bidi="en_US"/>
         </w:rPr>
-        <w:t>Colossians 1:1</w:t>
+        <w:t>Colossians 1:1 (#1)</w:t>
       </w:r>
       <w:r>
         <w:rPr>
@@ -248,7 +248,7 @@
         <w:rPr>
           <w:lang w:val="en_US" w:bidi="en_US"/>
         </w:rPr>
-        <w:t>Colossians 1:2</w:t>
+        <w:t>Colossians 1:2 (#1)</w:t>
       </w:r>
       <w:r>
         <w:rPr>
@@ -311,7 +311,7 @@
         <w:rPr>
           <w:lang w:val="en_US" w:bidi="en_US"/>
         </w:rPr>
-        <w:t>Colossians 1:5</w:t>
+        <w:t>Colossians 1:5 (#1)</w:t>
       </w:r>
       <w:r>
         <w:rPr>
@@ -374,7 +374,7 @@
         <w:rPr>
           <w:lang w:val="en_US" w:bidi="en_US"/>
         </w:rPr>
-        <w:t>Colossians 1:6</w:t>
+        <w:t>Colossians 1:6 (#1)</w:t>
       </w:r>
       <w:r>
         <w:rPr>
@@ -437,7 +437,7 @@
         <w:rPr>
           <w:lang w:val="en_US" w:bidi="en_US"/>
         </w:rPr>
-        <w:t>Colossians 1:7</w:t>
+        <w:t>Colossians 1:7 (#1)</w:t>
       </w:r>
       <w:r>
         <w:rPr>
@@ -500,7 +500,7 @@
         <w:rPr>
           <w:lang w:val="en_US" w:bidi="en_US"/>
         </w:rPr>
-        <w:t>Colossians 1:9</w:t>
+        <w:t>Colossians 1:9 (#1)</w:t>
       </w:r>
       <w:r>
         <w:rPr>
@@ -563,7 +563,7 @@
         <w:rPr>
           <w:lang w:val="en_US" w:bidi="en_US"/>
         </w:rPr>
-        <w:t>Colossians 1:10</w:t>
+        <w:t>Colossians 1:10 (#1)</w:t>
       </w:r>
       <w:r>
         <w:rPr>
@@ -626,7 +626,7 @@
         <w:rPr>
           <w:lang w:val="en_US" w:bidi="en_US"/>
         </w:rPr>
-        <w:t>Colossians 1:12</w:t>
+        <w:t>Colossians 1:12 (#1)</w:t>
       </w:r>
       <w:r>
         <w:rPr>
@@ -689,7 +689,7 @@
         <w:rPr>
           <w:lang w:val="en_US" w:bidi="en_US"/>
         </w:rPr>
-        <w:t>Colossians 1:13</w:t>
+        <w:t>Colossians 1:13 (#1)</w:t>
       </w:r>
       <w:r>
         <w:rPr>
@@ -752,7 +752,7 @@
         <w:rPr>
           <w:lang w:val="en_US" w:bidi="en_US"/>
         </w:rPr>
-        <w:t>Colossians 1:14</w:t>
+        <w:t>Colossians 1:14 (#1)</w:t>
       </w:r>
       <w:r>
         <w:rPr>
@@ -815,7 +815,7 @@
         <w:rPr>
           <w:lang w:val="en_US" w:bidi="en_US"/>
         </w:rPr>
-        <w:t>Colossians 1:15</w:t>
+        <w:t>Colossians 1:15 (#1)</w:t>
       </w:r>
       <w:r>
         <w:rPr>
@@ -878,7 +878,7 @@
         <w:rPr>
           <w:lang w:val="en_US" w:bidi="en_US"/>
         </w:rPr>
-        <w:t>Colossians 1:16</w:t>
+        <w:t>Colossians 1:16 (#1)</w:t>
       </w:r>
       <w:r>
         <w:rPr>
@@ -941,7 +941,7 @@
         <w:rPr>
           <w:lang w:val="en_US" w:bidi="en_US"/>
         </w:rPr>
-        <w:t>Colossians 1:20</w:t>
+        <w:t>Colossians 1:20 (#1)</w:t>
       </w:r>
       <w:r>
         <w:rPr>
@@ -1004,7 +1004,7 @@
         <w:rPr>
           <w:lang w:val="en_US" w:bidi="en_US"/>
         </w:rPr>
-        <w:t>Colossians 1:21</w:t>
+        <w:t>Colossians 1:21 (#1)</w:t>
       </w:r>
       <w:r>
         <w:rPr>
@@ -1067,7 +1067,7 @@
         <w:rPr>
           <w:lang w:val="en_US" w:bidi="en_US"/>
         </w:rPr>
-        <w:t>Colossians 1:23</w:t>
+        <w:t>Colossians 1:23 (#1)</w:t>
       </w:r>
       <w:r>
         <w:rPr>
@@ -1130,7 +1130,7 @@
         <w:rPr>
           <w:lang w:val="en_US" w:bidi="en_US"/>
         </w:rPr>
-        <w:t>Colossians 1:24</w:t>
+        <w:t>Colossians 1:24 (#1)</w:t>
       </w:r>
       <w:r>
         <w:rPr>
@@ -1193,7 +1193,7 @@
         <w:rPr>
           <w:lang w:val="en_US" w:bidi="en_US"/>
         </w:rPr>
-        <w:t>Colossians 1:27</w:t>
+        <w:t>Colossians 1:27 (#1)</w:t>
       </w:r>
       <w:r>
         <w:rPr>
@@ -1256,7 +1256,7 @@
         <w:rPr>
           <w:lang w:val="en_US" w:bidi="en_US"/>
         </w:rPr>
-        <w:t>Colossians 1:28</w:t>
+        <w:t>Colossians 1:28 (#1)</w:t>
       </w:r>
       <w:r>
         <w:rPr>
@@ -1319,7 +1319,7 @@
         <w:rPr>
           <w:lang w:val="en_US" w:bidi="en_US"/>
         </w:rPr>
-        <w:t>Colossians 2:2</w:t>
+        <w:t>Colossians 2:2 (#1)</w:t>
       </w:r>
       <w:r>
         <w:rPr>
@@ -1382,7 +1382,7 @@
         <w:rPr>
           <w:lang w:val="en_US" w:bidi="en_US"/>
         </w:rPr>
-        <w:t>Colossians 2:3</w:t>
+        <w:t>Colossians 2:3 (#1)</w:t>
       </w:r>
       <w:r>
         <w:rPr>
@@ -1445,7 +1445,7 @@
         <w:rPr>
           <w:lang w:val="en_US" w:bidi="en_US"/>
         </w:rPr>
-        <w:t>Colossians 2:4</w:t>
+        <w:t>Colossians 2:4 (#1)</w:t>
       </w:r>
       <w:r>
         <w:rPr>
@@ -1508,7 +1508,7 @@
         <w:rPr>
           <w:lang w:val="en_US" w:bidi="en_US"/>
         </w:rPr>
-        <w:t>Colossians 2:6</w:t>
+        <w:t>Colossians 2:6 (#1)</w:t>
       </w:r>
       <w:r>
         <w:rPr>
@@ -1571,7 +1571,7 @@
         <w:rPr>
           <w:lang w:val="en_US" w:bidi="en_US"/>
         </w:rPr>
-        <w:t>Colossians 2:8</w:t>
+        <w:t>Colossians 2:8 (#1)</w:t>
       </w:r>
       <w:r>
         <w:rPr>
@@ -1634,7 +1634,7 @@
         <w:rPr>
           <w:lang w:val="en_US" w:bidi="en_US"/>
         </w:rPr>
-        <w:t>Colossians 2:9</w:t>
+        <w:t>Colossians 2:9 (#1)</w:t>
       </w:r>
       <w:r>
         <w:rPr>
@@ -1697,7 +1697,7 @@
         <w:rPr>
           <w:lang w:val="en_US" w:bidi="en_US"/>
         </w:rPr>
-        <w:t>Colossians 2:10</w:t>
+        <w:t>Colossians 2:10 (#1)</w:t>
       </w:r>
       <w:r>
         <w:rPr>
@@ -1760,7 +1760,7 @@
         <w:rPr>
           <w:lang w:val="en_US" w:bidi="en_US"/>
         </w:rPr>
-        <w:t>Colossians 2:11</w:t>
+        <w:t>Colossians 2:11 (#1)</w:t>
       </w:r>
       <w:r>
         <w:rPr>
@@ -1823,7 +1823,7 @@
         <w:rPr>
           <w:lang w:val="en_US" w:bidi="en_US"/>
         </w:rPr>
-        <w:t>Colossians 2:12</w:t>
+        <w:t>Colossians 2:12 (#1)</w:t>
       </w:r>
       <w:r>
         <w:rPr>
@@ -1886,7 +1886,7 @@
         <w:rPr>
           <w:lang w:val="en_US" w:bidi="en_US"/>
         </w:rPr>
-        <w:t>Colossians 2:13</w:t>
+        <w:t>Colossians 2:13 (#1)</w:t>
       </w:r>
       <w:r>
         <w:rPr>
@@ -1949,7 +1949,7 @@
         <w:rPr>
           <w:lang w:val="en_US" w:bidi="en_US"/>
         </w:rPr>
-        <w:t>Colossians 2:14</w:t>
+        <w:t>Colossians 2:14 (#1)</w:t>
       </w:r>
       <w:r>
         <w:rPr>
@@ -2012,7 +2012,7 @@
         <w:rPr>
           <w:lang w:val="en_US" w:bidi="en_US"/>
         </w:rPr>
-        <w:t>Colossians 2:15</w:t>
+        <w:t>Colossians 2:15 (#1)</w:t>
       </w:r>
       <w:r>
         <w:rPr>
@@ -2075,7 +2075,7 @@
         <w:rPr>
           <w:lang w:val="en_US" w:bidi="en_US"/>
         </w:rPr>
-        <w:t>Colossians 2:16</w:t>
+        <w:t>Colossians 2:16 (#1)</w:t>
       </w:r>
       <w:r>
         <w:rPr>
@@ -2138,7 +2138,7 @@
         <w:rPr>
           <w:lang w:val="en_US" w:bidi="en_US"/>
         </w:rPr>
-        <w:t>Colossians 2:17</w:t>
+        <w:t>Colossians 2:17 (#1)</w:t>
       </w:r>
       <w:r>
         <w:rPr>
@@ -2201,7 +2201,7 @@
         <w:rPr>
           <w:lang w:val="en_US" w:bidi="en_US"/>
         </w:rPr>
-        <w:t>Colossians 2:19</w:t>
+        <w:t>Colossians 2:19 (#1)</w:t>
       </w:r>
       <w:r>
         <w:rPr>
@@ -2264,7 +2264,7 @@
         <w:rPr>
           <w:lang w:val="en_US" w:bidi="en_US"/>
         </w:rPr>
-        <w:t>Colossians 2:21</w:t>
+        <w:t>Colossians 2:21 (#1)</w:t>
       </w:r>
       <w:r>
         <w:rPr>
@@ -2327,7 +2327,7 @@
         <w:rPr>
           <w:lang w:val="en_US" w:bidi="en_US"/>
         </w:rPr>
-        <w:t>Colossians 2:23</w:t>
+        <w:t>Colossians 2:23 (#1)</w:t>
       </w:r>
       <w:r>
         <w:rPr>
@@ -2390,7 +2390,7 @@
         <w:rPr>
           <w:lang w:val="en_US" w:bidi="en_US"/>
         </w:rPr>
-        <w:t>Colossians 3:1</w:t>
+        <w:t>Colossians 3:1 (#1)</w:t>
       </w:r>
       <w:r>
         <w:rPr>
@@ -2453,7 +2453,7 @@
         <w:rPr>
           <w:lang w:val="en_US" w:bidi="en_US"/>
         </w:rPr>
-        <w:t>Colossians 3:1–2</w:t>
+        <w:t>Colossians 3:1–2 (#1)</w:t>
       </w:r>
       <w:r>
         <w:rPr>
@@ -2516,7 +2516,7 @@
         <w:rPr>
           <w:lang w:val="en_US" w:bidi="en_US"/>
         </w:rPr>
-        <w:t>Colossians 3:3</w:t>
+        <w:t>Colossians 3:3 (#1)</w:t>
       </w:r>
       <w:r>
         <w:rPr>
@@ -2579,7 +2579,7 @@
         <w:rPr>
           <w:lang w:val="en_US" w:bidi="en_US"/>
         </w:rPr>
-        <w:t>Colossians 3:4</w:t>
+        <w:t>Colossians 3:4 (#1)</w:t>
       </w:r>
       <w:r>
         <w:rPr>
@@ -2642,7 +2642,7 @@
         <w:rPr>
           <w:lang w:val="en_US" w:bidi="en_US"/>
         </w:rPr>
-        <w:t>Colossians 3:5</w:t>
+        <w:t>Colossians 3:5 (#1)</w:t>
       </w:r>
       <w:r>
         <w:rPr>
@@ -2705,7 +2705,7 @@
         <w:rPr>
           <w:lang w:val="en_US" w:bidi="en_US"/>
         </w:rPr>
-        <w:t>Colossians 3:6</w:t>
+        <w:t>Colossians 3:6 (#1)</w:t>
       </w:r>
       <w:r>
         <w:rPr>
@@ -2768,7 +2768,7 @@
         <w:rPr>
           <w:lang w:val="en_US" w:bidi="en_US"/>
         </w:rPr>
-        <w:t>Colossians 3:8</w:t>
+        <w:t>Colossians 3:8 (#1)</w:t>
       </w:r>
       <w:r>
         <w:rPr>
@@ -2831,7 +2831,7 @@
         <w:rPr>
           <w:lang w:val="en_US" w:bidi="en_US"/>
         </w:rPr>
-        <w:t>Colossians 3:10</w:t>
+        <w:t>Colossians 3:10 (#1)</w:t>
       </w:r>
       <w:r>
         <w:rPr>
@@ -2894,7 +2894,7 @@
         <w:rPr>
           <w:lang w:val="en_US" w:bidi="en_US"/>
         </w:rPr>
-        <w:t>Colossians 3:12</w:t>
+        <w:t>Colossians 3:12 (#1)</w:t>
       </w:r>
       <w:r>
         <w:rPr>
@@ -2957,7 +2957,7 @@
         <w:rPr>
           <w:lang w:val="en_US" w:bidi="en_US"/>
         </w:rPr>
-        <w:t>Colossians 3:13</w:t>
+        <w:t>Colossians 3:13 (#1)</w:t>
       </w:r>
       <w:r>
         <w:rPr>
@@ -3020,7 +3020,7 @@
         <w:rPr>
           <w:lang w:val="en_US" w:bidi="en_US"/>
         </w:rPr>
-        <w:t>Colossians 3:14</w:t>
+        <w:t>Colossians 3:14 (#1)</w:t>
       </w:r>
       <w:r>
         <w:rPr>
@@ -3083,7 +3083,7 @@
         <w:rPr>
           <w:lang w:val="en_US" w:bidi="en_US"/>
         </w:rPr>
-        <w:t>Colossians 3:15</w:t>
+        <w:t>Colossians 3:15 (#1)</w:t>
       </w:r>
       <w:r>
         <w:rPr>
@@ -3146,7 +3146,7 @@
         <w:rPr>
           <w:lang w:val="en_US" w:bidi="en_US"/>
         </w:rPr>
-        <w:t>Colossians 3:15–17</w:t>
+        <w:t>Colossians 3:15–17 (#1)</w:t>
       </w:r>
       <w:r>
         <w:rPr>
@@ -3209,7 +3209,7 @@
         <w:rPr>
           <w:lang w:val="en_US" w:bidi="en_US"/>
         </w:rPr>
-        <w:t>Colossians 3:16</w:t>
+        <w:t>Colossians 3:16 (#1)</w:t>
       </w:r>
       <w:r>
         <w:rPr>
@@ -3272,7 +3272,7 @@
         <w:rPr>
           <w:lang w:val="en_US" w:bidi="en_US"/>
         </w:rPr>
-        <w:t>Colossians 3:18</w:t>
+        <w:t>Colossians 3:18 (#1)</w:t>
       </w:r>
       <w:r>
         <w:rPr>
@@ -3335,7 +3335,7 @@
         <w:rPr>
           <w:lang w:val="en_US" w:bidi="en_US"/>
         </w:rPr>
-        <w:t>Colossians 3:19</w:t>
+        <w:t>Colossians 3:19 (#1)</w:t>
       </w:r>
       <w:r>
         <w:rPr>
@@ -3398,7 +3398,7 @@
         <w:rPr>
           <w:lang w:val="en_US" w:bidi="en_US"/>
         </w:rPr>
-        <w:t>Colossians 3:20</w:t>
+        <w:t>Colossians 3:20 (#1)</w:t>
       </w:r>
       <w:r>
         <w:rPr>
@@ -3461,7 +3461,7 @@
         <w:rPr>
           <w:lang w:val="en_US" w:bidi="en_US"/>
         </w:rPr>
-        <w:t>Colossians 3:21</w:t>
+        <w:t>Colossians 3:21 (#1)</w:t>
       </w:r>
       <w:r>
         <w:rPr>
@@ -3524,7 +3524,7 @@
         <w:rPr>
           <w:lang w:val="en_US" w:bidi="en_US"/>
         </w:rPr>
-        <w:t>Colossians 3:23–24</w:t>
+        <w:t>Colossians 3:23–24 (#1)</w:t>
       </w:r>
       <w:r>
         <w:rPr>
@@ -3587,7 +3587,7 @@
         <w:rPr>
           <w:lang w:val="en_US" w:bidi="en_US"/>
         </w:rPr>
-        <w:t>Colossians 3:24</w:t>
+        <w:t>Colossians 3:24 (#1)</w:t>
       </w:r>
       <w:r>
         <w:rPr>
@@ -3650,7 +3650,7 @@
         <w:rPr>
           <w:lang w:val="en_US" w:bidi="en_US"/>
         </w:rPr>
-        <w:t>Colossians 3:25</w:t>
+        <w:t>Colossians 3:25 (#1)</w:t>
       </w:r>
       <w:r>
         <w:rPr>
@@ -3713,7 +3713,7 @@
         <w:rPr>
           <w:lang w:val="en_US" w:bidi="en_US"/>
         </w:rPr>
-        <w:t>Colossians 4:1</w:t>
+        <w:t>Colossians 4:1 (#1)</w:t>
       </w:r>
       <w:r>
         <w:rPr>
@@ -3776,7 +3776,7 @@
         <w:rPr>
           <w:lang w:val="en_US" w:bidi="en_US"/>
         </w:rPr>
-        <w:t>Colossians 4:2</w:t>
+        <w:t>Colossians 4:2 (#1)</w:t>
       </w:r>
       <w:r>
         <w:rPr>
@@ -3839,7 +3839,7 @@
         <w:rPr>
           <w:lang w:val="en_US" w:bidi="en_US"/>
         </w:rPr>
-        <w:t>Colossians 4:3</w:t>
+        <w:t>Colossians 4:3 (#1)</w:t>
       </w:r>
       <w:r>
         <w:rPr>
@@ -3902,7 +3902,7 @@
         <w:rPr>
           <w:lang w:val="en_US" w:bidi="en_US"/>
         </w:rPr>
-        <w:t>Colossians 4:5–6</w:t>
+        <w:t>Colossians 4:5–6 (#1)</w:t>
       </w:r>
       <w:r>
         <w:rPr>
@@ -3965,7 +3965,7 @@
         <w:rPr>
           <w:lang w:val="en_US" w:bidi="en_US"/>
         </w:rPr>
-        <w:t>Colossians 4:7–9</w:t>
+        <w:t>Colossians 4:7–9 (#1)</w:t>
       </w:r>
       <w:r>
         <w:rPr>
@@ -4028,7 +4028,7 @@
         <w:rPr>
           <w:lang w:val="en_US" w:bidi="en_US"/>
         </w:rPr>
-        <w:t>Colossians 4:10</w:t>
+        <w:t>Colossians 4:10 (#1)</w:t>
       </w:r>
       <w:r>
         <w:rPr>
@@ -4048,7 +4048,7 @@
           <w:b/>
           <w:lang w:val="en_US" w:bidi="en_US"/>
         </w:rPr>
-        <w:t>What instructions did Paul give concerning Mark, the cousin of Barnabus?</w:t>
+        <w:t>What instructions did Paul give concerning Mark, the cousin of Barnabas?</w:t>
       </w:r>
     </w:p>
     <w:p>
@@ -4091,7 +4091,7 @@
         <w:rPr>
           <w:lang w:val="en_US" w:bidi="en_US"/>
         </w:rPr>
-        <w:t>Colossians 4:12</w:t>
+        <w:t>Colossians 4:12 (#1)</w:t>
       </w:r>
       <w:r>
         <w:rPr>
@@ -4154,7 +4154,7 @@
         <w:rPr>
           <w:lang w:val="en_US" w:bidi="en_US"/>
         </w:rPr>
-        <w:t>Colossians 4:14</w:t>
+        <w:t>Colossians 4:14 (#1)</w:t>
       </w:r>
       <w:r>
         <w:rPr>
@@ -4217,7 +4217,7 @@
         <w:rPr>
           <w:lang w:val="en_US" w:bidi="en_US"/>
         </w:rPr>
-        <w:t>Colossians 4:15</w:t>
+        <w:t>Colossians 4:15 (#1)</w:t>
       </w:r>
       <w:r>
         <w:rPr>
@@ -4280,7 +4280,7 @@
         <w:rPr>
           <w:lang w:val="en_US" w:bidi="en_US"/>
         </w:rPr>
-        <w:t>Colossians 4:16</w:t>
+        <w:t>Colossians 4:16 (#1)</w:t>
       </w:r>
       <w:r>
         <w:rPr>
@@ -4343,7 +4343,7 @@
         <w:rPr>
           <w:lang w:val="en_US" w:bidi="en_US"/>
         </w:rPr>
-        <w:t>Colossians 4:18</w:t>
+        <w:t>Colossians 4:18 (#1)</w:t>
       </w:r>
       <w:r>
         <w:rPr>
